--- a/Template.docx
+++ b/Template.docx
@@ -537,7 +537,7 @@
           <w:szCs w:val="24"/>
           <w:rtl w:val="0"/>
         </w:rPr>
-        <w:t xml:space="preserve">Inaccurate Wage Statements: {{num_violations}} Violations = ${{wage_total}}</w:t>
+        <w:t xml:space="preserve">Inaccurate Wage Statements: {{num_violations}} violations = ${{wage_total}}</w:t>
       </w:r>
     </w:p>
     <w:p>
